--- a/ReportWebSite/Reports1NF/Templates/Шаблон_власком_ПК_КМКЛ_продовження.docx
+++ b/ReportWebSite/Reports1NF/Templates/Шаблон_власком_ПК_КМКЛ_продовження.docx
@@ -35,10 +35,10 @@
             <v:path o:extrusionok="f" gradientshapeok="t" o:connecttype="rect"/>
             <o:lock v:ext="edit" aspectratio="t"/>
           </v:shapetype>
-          <v:shape id="_x0000_i1025" type="#_x0000_t75" style="width:39pt;height:54pt" o:ole="">
+          <v:shape id="_x0000_i1025" type="#_x0000_t75" style="width:39.15pt;height:54.15pt" o:ole="">
             <v:imagedata r:id="rId8" o:title=""/>
           </v:shape>
-          <o:OLEObject Type="Embed" ProgID="CorelDRAW.Graphic.13" ShapeID="_x0000_i1025" DrawAspect="Content" ObjectID="_1838158903" r:id="rId9"/>
+          <o:OLEObject Type="Embed" ProgID="CorelDRAW.Graphic.13" ShapeID="_x0000_i1025" DrawAspect="Content" ObjectID="_1838354082" r:id="rId9"/>
         </w:object>
       </w:r>
     </w:p>
@@ -826,7 +826,7 @@
           <w:lang w:val="uk-UA"/>
         </w:rPr>
         <w:lastRenderedPageBreak/>
-        <w:t>Додаток до листа</w:t>
+        <w:t>Додаток до листа № {{Вхідний номер звернення}} від  {{Дата вхідного звернення}}</w:t>
       </w:r>
       <w:r>
         <w:rPr>
@@ -3159,6 +3159,7 @@
   <w:style w:type="character" w:default="1" w:styleId="DefaultParagraphFont">
     <w:name w:val="Default Paragraph Font"/>
     <w:uiPriority w:val="1"/>
+    <w:semiHidden/>
     <w:unhideWhenUsed/>
   </w:style>
   <w:style w:type="table" w:default="1" w:styleId="TableNormal">

--- a/ReportWebSite/Reports1NF/Templates/Шаблон_власком_ПК_КМКЛ_продовження.docx
+++ b/ReportWebSite/Reports1NF/Templates/Шаблон_власком_ПК_КМКЛ_продовження.docx
@@ -38,7 +38,7 @@
           <v:shape id="_x0000_i1025" type="#_x0000_t75" style="width:39.15pt;height:54.15pt" o:ole="">
             <v:imagedata r:id="rId8" o:title=""/>
           </v:shape>
-          <o:OLEObject Type="Embed" ProgID="CorelDRAW.Graphic.13" ShapeID="_x0000_i1025" DrawAspect="Content" ObjectID="_1838354082" r:id="rId9"/>
+          <o:OLEObject Type="Embed" ProgID="CorelDRAW.Graphic.13" ShapeID="_x0000_i1025" DrawAspect="Content" ObjectID="_1838700102" r:id="rId9"/>
         </w:object>
       </w:r>
     </w:p>
@@ -1733,7 +1733,8 @@
     </w:p>
     <w:tbl>
       <w:tblPr>
-        <w:tblW w:w="5000" w:type="pct"/>
+        <w:tblW w:w="5081" w:type="pct"/>
+        <w:tblLayout w:type="fixed"/>
         <w:tblCellMar>
           <w:top w:w="15" w:type="dxa"/>
           <w:left w:w="15" w:type="dxa"/>
@@ -1743,12 +1744,13 @@
         <w:tblLook w:val="04A0" w:firstRow="1" w:lastRow="0" w:firstColumn="1" w:lastColumn="0" w:noHBand="0" w:noVBand="1"/>
       </w:tblPr>
       <w:tblGrid>
-        <w:gridCol w:w="482"/>
-        <w:gridCol w:w="2024"/>
-        <w:gridCol w:w="2141"/>
-        <w:gridCol w:w="1476"/>
-        <w:gridCol w:w="1117"/>
-        <w:gridCol w:w="2099"/>
+        <w:gridCol w:w="420"/>
+        <w:gridCol w:w="1721"/>
+        <w:gridCol w:w="1397"/>
+        <w:gridCol w:w="1131"/>
+        <w:gridCol w:w="1418"/>
+        <w:gridCol w:w="1560"/>
+        <w:gridCol w:w="1843"/>
       </w:tblGrid>
       <w:tr>
         <w:trPr>
@@ -1756,7 +1758,7 @@
         </w:trPr>
         <w:tc>
           <w:tcPr>
-            <w:tcW w:w="0" w:type="auto"/>
+            <w:tcW w:w="221" w:type="pct"/>
             <w:tcBorders>
               <w:top w:val="single" w:sz="6" w:space="0" w:color="333333"/>
               <w:left w:val="single" w:sz="6" w:space="0" w:color="333333"/>
@@ -1795,7 +1797,7 @@
         </w:tc>
         <w:tc>
           <w:tcPr>
-            <w:tcW w:w="0" w:type="auto"/>
+            <w:tcW w:w="907" w:type="pct"/>
             <w:tcBorders>
               <w:top w:val="single" w:sz="6" w:space="0" w:color="333333"/>
               <w:left w:val="single" w:sz="6" w:space="0" w:color="333333"/>
@@ -1834,7 +1836,7 @@
         </w:tc>
         <w:tc>
           <w:tcPr>
-            <w:tcW w:w="0" w:type="auto"/>
+            <w:tcW w:w="736" w:type="pct"/>
             <w:tcBorders>
               <w:top w:val="single" w:sz="6" w:space="0" w:color="333333"/>
               <w:left w:val="single" w:sz="6" w:space="0" w:color="333333"/>
@@ -1873,7 +1875,7 @@
         </w:tc>
         <w:tc>
           <w:tcPr>
-            <w:tcW w:w="769" w:type="pct"/>
+            <w:tcW w:w="596" w:type="pct"/>
             <w:tcBorders>
               <w:top w:val="single" w:sz="6" w:space="0" w:color="333333"/>
               <w:left w:val="single" w:sz="6" w:space="0" w:color="333333"/>
@@ -1912,7 +1914,7 @@
         </w:tc>
         <w:tc>
           <w:tcPr>
-            <w:tcW w:w="414" w:type="pct"/>
+            <w:tcW w:w="747" w:type="pct"/>
             <w:tcBorders>
               <w:top w:val="single" w:sz="6" w:space="0" w:color="333333"/>
               <w:left w:val="single" w:sz="6" w:space="0" w:color="333333"/>
@@ -1951,7 +1953,7 @@
         </w:tc>
         <w:tc>
           <w:tcPr>
-            <w:tcW w:w="0" w:type="auto"/>
+            <w:tcW w:w="822" w:type="pct"/>
             <w:tcBorders>
               <w:top w:val="single" w:sz="6" w:space="0" w:color="333333"/>
               <w:left w:val="single" w:sz="6" w:space="0" w:color="333333"/>
@@ -1985,6 +1987,37 @@
                 <w:lang w:val="uk-UA"/>
               </w:rPr>
               <w:t>Місячна орендна плата, грн.</w:t>
+            </w:r>
+          </w:p>
+        </w:tc>
+        <w:tc>
+          <w:tcPr>
+            <w:tcW w:w="971" w:type="pct"/>
+            <w:tcBorders>
+              <w:top w:val="single" w:sz="6" w:space="0" w:color="333333"/>
+              <w:left w:val="single" w:sz="6" w:space="0" w:color="333333"/>
+              <w:bottom w:val="single" w:sz="6" w:space="0" w:color="333333"/>
+              <w:right w:val="single" w:sz="6" w:space="0" w:color="333333"/>
+            </w:tcBorders>
+          </w:tcPr>
+          <w:p>
+            <w:pPr>
+              <w:jc w:val="center"/>
+              <w:rPr>
+                <w:b/>
+                <w:bCs/>
+                <w:noProof/>
+                <w:lang w:val="uk-UA"/>
+              </w:rPr>
+            </w:pPr>
+            <w:r>
+              <w:rPr>
+                <w:b/>
+                <w:bCs/>
+                <w:noProof/>
+                <w:lang w:val="uk-UA"/>
+              </w:rPr>
+              <w:t>Місячна орендна плата за останній місяць(проіндексована), грн.</w:t>
             </w:r>
           </w:p>
         </w:tc>
@@ -1995,7 +2028,7 @@
         </w:trPr>
         <w:tc>
           <w:tcPr>
-            <w:tcW w:w="0" w:type="auto"/>
+            <w:tcW w:w="221" w:type="pct"/>
             <w:tcBorders>
               <w:top w:val="single" w:sz="6" w:space="0" w:color="333333"/>
               <w:left w:val="single" w:sz="6" w:space="0" w:color="333333"/>
@@ -2033,7 +2066,7 @@
         </w:tc>
         <w:tc>
           <w:tcPr>
-            <w:tcW w:w="0" w:type="auto"/>
+            <w:tcW w:w="907" w:type="pct"/>
             <w:tcBorders>
               <w:top w:val="single" w:sz="6" w:space="0" w:color="333333"/>
               <w:left w:val="single" w:sz="6" w:space="0" w:color="333333"/>
@@ -2070,7 +2103,7 @@
         </w:tc>
         <w:tc>
           <w:tcPr>
-            <w:tcW w:w="0" w:type="auto"/>
+            <w:tcW w:w="736" w:type="pct"/>
             <w:tcBorders>
               <w:top w:val="single" w:sz="6" w:space="0" w:color="333333"/>
               <w:left w:val="single" w:sz="6" w:space="0" w:color="333333"/>
@@ -2107,7 +2140,7 @@
         </w:tc>
         <w:tc>
           <w:tcPr>
-            <w:tcW w:w="769" w:type="pct"/>
+            <w:tcW w:w="596" w:type="pct"/>
             <w:tcBorders>
               <w:top w:val="single" w:sz="6" w:space="0" w:color="333333"/>
               <w:left w:val="single" w:sz="6" w:space="0" w:color="333333"/>
@@ -2144,7 +2177,7 @@
         </w:tc>
         <w:tc>
           <w:tcPr>
-            <w:tcW w:w="414" w:type="pct"/>
+            <w:tcW w:w="747" w:type="pct"/>
             <w:tcBorders>
               <w:top w:val="single" w:sz="6" w:space="0" w:color="333333"/>
               <w:left w:val="single" w:sz="6" w:space="0" w:color="333333"/>
@@ -2181,7 +2214,7 @@
         </w:tc>
         <w:tc>
           <w:tcPr>
-            <w:tcW w:w="0" w:type="auto"/>
+            <w:tcW w:w="822" w:type="pct"/>
             <w:tcBorders>
               <w:top w:val="single" w:sz="6" w:space="0" w:color="333333"/>
               <w:left w:val="single" w:sz="6" w:space="0" w:color="333333"/>
@@ -2213,6 +2246,60 @@
                 <w:lang w:val="uk-UA"/>
               </w:rPr>
               <w:t>{{Місячна орендна плата, грн.}}</w:t>
+            </w:r>
+          </w:p>
+        </w:tc>
+        <w:tc>
+          <w:tcPr>
+            <w:tcW w:w="971" w:type="pct"/>
+            <w:tcBorders>
+              <w:top w:val="single" w:sz="6" w:space="0" w:color="333333"/>
+              <w:left w:val="single" w:sz="6" w:space="0" w:color="333333"/>
+              <w:bottom w:val="single" w:sz="6" w:space="0" w:color="333333"/>
+              <w:right w:val="single" w:sz="6" w:space="0" w:color="333333"/>
+            </w:tcBorders>
+            <w:tcMar>
+              <w:top w:w="62" w:type="dxa"/>
+              <w:left w:w="119" w:type="dxa"/>
+              <w:bottom w:w="62" w:type="dxa"/>
+              <w:right w:w="119" w:type="dxa"/>
+            </w:tcMar>
+          </w:tcPr>
+          <w:p>
+            <w:pPr>
+              <w:rPr>
+                <w:noProof/>
+                <w:sz w:val="22"/>
+                <w:szCs w:val="22"/>
+                <w:lang w:val="uk-UA"/>
+              </w:rPr>
+            </w:pPr>
+            <w:r>
+              <w:rPr>
+                <w:noProof/>
+                <w:sz w:val="22"/>
+                <w:szCs w:val="22"/>
+                <w:lang w:val="uk-UA"/>
+              </w:rPr>
+              <w:t>{{</w:t>
+            </w:r>
+            <w:r>
+              <w:rPr>
+                <w:noProof/>
+                <w:sz w:val="22"/>
+                <w:szCs w:val="22"/>
+                <w:lang w:val="uk-UA"/>
+              </w:rPr>
+              <w:t>Місячна орендна плата за останній</w:t>
+            </w:r>
+            <w:r>
+              <w:rPr>
+                <w:noProof/>
+                <w:sz w:val="22"/>
+                <w:szCs w:val="22"/>
+                <w:lang w:val="uk-UA"/>
+              </w:rPr>
+              <w:t>}}</w:t>
             </w:r>
           </w:p>
         </w:tc>

--- a/ReportWebSite/Reports1NF/Templates/Шаблон_власком_ПК_КМКЛ_продовження.docx
+++ b/ReportWebSite/Reports1NF/Templates/Шаблон_власком_ПК_КМКЛ_продовження.docx
@@ -38,7 +38,7 @@
           <v:shape id="_x0000_i1025" type="#_x0000_t75" style="width:39.15pt;height:54.15pt" o:ole="">
             <v:imagedata r:id="rId8" o:title=""/>
           </v:shape>
-          <o:OLEObject Type="Embed" ProgID="CorelDRAW.Graphic.13" ShapeID="_x0000_i1025" DrawAspect="Content" ObjectID="_1838700102" r:id="rId9"/>
+          <o:OLEObject Type="Embed" ProgID="CorelDRAW.Graphic.13" ShapeID="_x0000_i1025" DrawAspect="Content" ObjectID="_1839306851" r:id="rId9"/>
         </w:object>
       </w:r>
     </w:p>
@@ -1032,16 +1032,35 @@
                 <w:noProof/>
                 <w:sz w:val="22"/>
                 <w:szCs w:val="22"/>
-                <w:lang w:val="uk-UA"/>
-              </w:rPr>
-            </w:pPr>
-            <w:r>
-              <w:rPr>
-                <w:noProof/>
-                <w:sz w:val="22"/>
-                <w:szCs w:val="22"/>
-              </w:rPr>
-              <w:t>Департамент комунальної власності м. Києва</w:t>
+                <w:lang w:val="en-US"/>
+              </w:rPr>
+            </w:pPr>
+            <w:r>
+              <w:rPr>
+                <w:noProof/>
+                <w:sz w:val="22"/>
+                <w:szCs w:val="22"/>
+                <w:lang w:val="en-US"/>
+              </w:rPr>
+              <w:t>{{</w:t>
+            </w:r>
+            <w:r>
+              <w:rPr>
+                <w:noProof/>
+                <w:sz w:val="22"/>
+                <w:szCs w:val="22"/>
+                <w:lang w:val="uk-UA"/>
+              </w:rPr>
+              <w:t>Орендодавець</w:t>
+            </w:r>
+            <w:r>
+              <w:rPr>
+                <w:noProof/>
+                <w:sz w:val="22"/>
+                <w:szCs w:val="22"/>
+                <w:lang w:val="en-US"/>
+              </w:rPr>
+              <w:t>}}</w:t>
             </w:r>
           </w:p>
         </w:tc>
@@ -1908,7 +1927,7 @@
                 <w:noProof/>
                 <w:lang w:val="uk-UA"/>
               </w:rPr>
-              <w:t>Орендна ставка, %</w:t>
+              <w:t>Орендна ставка</w:t>
             </w:r>
           </w:p>
         </w:tc>
@@ -2171,7 +2190,7 @@
                 <w:szCs w:val="22"/>
                 <w:lang w:val="uk-UA"/>
               </w:rPr>
-              <w:t>{{Орендна ставка, %}}</w:t>
+              <w:t>{{Орендна ставка}}</w:t>
             </w:r>
           </w:p>
         </w:tc>
